--- a/SIWES/ARC/BILAL YAHAYA AHMED.docx
+++ b/SIWES/ARC/BILAL YAHAYA AHMED.docx
@@ -10137,20 +10137,15 @@
     </w:p>
     <w:p>
       <w:pPr>
-        <w:spacing w:line="480" w:lineRule="auto"/>
-        <w:jc w:val="both"/>
-        <w:rPr>
-          <w:rFonts w:ascii="Times New Roman" w:hAnsi="Times New Roman" w:cs="Times New Roman"/>
-          <w:b/>
-          <w:sz w:val="28"/>
-          <w:szCs w:val="28"/>
-        </w:rPr>
-      </w:pPr>
-      <w:r>
-        <w:rPr>
-          <w:rFonts w:ascii="Times New Roman" w:hAnsi="Times New Roman" w:cs="Times New Roman"/>
-          <w:b/>
-          <w:sz w:val="28"/>
+        <w:pStyle w:val="Heading2"/>
+        <w:rPr>
+          <w:rFonts w:cs="Times New Roman"/>
+          <w:szCs w:val="28"/>
+        </w:rPr>
+      </w:pPr>
+      <w:r>
+        <w:rPr>
+          <w:rFonts w:cs="Times New Roman"/>
           <w:szCs w:val="28"/>
         </w:rPr>
         <w:lastRenderedPageBreak/>
@@ -10158,31 +10153,27 @@
       </w:r>
       <w:r>
         <w:rPr>
-          <w:rFonts w:ascii="Times New Roman" w:hAnsi="Times New Roman" w:cs="Times New Roman"/>
-          <w:b/>
-          <w:sz w:val="28"/>
+          <w:rFonts w:cs="Times New Roman"/>
           <w:szCs w:val="28"/>
         </w:rPr>
         <w:t>4</w:t>
       </w:r>
       <w:r>
         <w:rPr>
-          <w:rFonts w:ascii="Times New Roman" w:hAnsi="Times New Roman" w:cs="Times New Roman"/>
-          <w:b/>
-          <w:sz w:val="28"/>
+          <w:rFonts w:cs="Times New Roman"/>
           <w:szCs w:val="28"/>
         </w:rPr>
         <w:tab/>
       </w:r>
-      <w:r>
-        <w:rPr>
-          <w:rFonts w:ascii="Times New Roman" w:hAnsi="Times New Roman" w:cs="Times New Roman"/>
-          <w:b/>
-          <w:sz w:val="28"/>
-          <w:szCs w:val="28"/>
-        </w:rPr>
-        <w:t>CALLIGRAPHIC WRITING</w:t>
-      </w:r>
+      <w:bookmarkStart w:id="3" w:name="_Toc194900455"/>
+      <w:r>
+        <w:rPr>
+          <w:rFonts w:cs="Times New Roman"/>
+          <w:szCs w:val="28"/>
+        </w:rPr>
+        <w:t>LINTEL CONSTRUCTION</w:t>
+      </w:r>
+      <w:bookmarkEnd w:id="3"/>
     </w:p>
     <w:p>
       <w:pPr>
@@ -10200,7 +10191,7 @@
           <w:sz w:val="28"/>
           <w:szCs w:val="28"/>
         </w:rPr>
-        <w:t>By following these procedures, calligraphic writing was executed skillfully in the, resulting in beautiful and elegant pieces of art or writing.</w:t>
+        <w:t>After completing the blockwork up to the required height for doors and windows, we proceeded with the construction of lintels—a critical phase in providing structural support above all openings. The process began with the marking and measurement of all door and window openings to determine the exact length of each lintel. Once the dimensions were confirmed, the carpenters constructed the formwork (shuttering) for the lintels using strong timber, ensuring it was firmly braced and properly aligned.</w:t>
       </w:r>
     </w:p>
     <w:p>
@@ -10219,28 +10210,76 @@
           <w:sz w:val="28"/>
           <w:szCs w:val="28"/>
         </w:rPr>
-        <w:t>Here are the steps typically undertaken:</w:t>
-      </w:r>
-    </w:p>
-    <w:p>
-      <w:pPr>
-        <w:spacing w:line="360" w:lineRule="auto"/>
-        <w:jc w:val="both"/>
-        <w:rPr>
-          <w:rFonts w:ascii="Times New Roman" w:hAnsi="Times New Roman" w:cs="Times New Roman"/>
-          <w:b/>
-          <w:sz w:val="28"/>
-          <w:szCs w:val="28"/>
-        </w:rPr>
-      </w:pPr>
-      <w:r>
-        <w:rPr>
-          <w:rFonts w:ascii="Times New Roman" w:hAnsi="Times New Roman" w:cs="Times New Roman"/>
-          <w:b/>
-          <w:sz w:val="28"/>
-          <w:szCs w:val="28"/>
-        </w:rPr>
-        <w:t>Gathering Materials:</w:t>
+        <w:t>Next, we tied the reinforcement bars according to the structural drawings. These bars were essential for strengthening the lintel and distributing the load above the openings. Spacers were used to maintain cover between the reinforcement and the formwork, which helps protect the steel from corrosion. Once the reinforcement was fixed and inspected by the engineer, we proceeded to pour concrete into the lintel formwork. The concrete mix was properly proportioned and vibrated to remove air pockets and ensure proper bonding and compaction. The top of the lintel was leveled and finished neatly using a trowel. After pouring, the lintels were left to cure and gain strength, and we kept the surface moist regularly to aid the curing process. The formwork was not removed until the concrete had fully set and reached the required strength, usually after 7 to 14 days. This stage was particularly important as the lintels help in transferring the loads from above openings to the supporting walls on both sides. Being part of this process helped me understand the importance of accuracy, proper formwork, and reinforcement placement in lintel construction.</w:t>
+      </w:r>
+    </w:p>
+    <w:p>
+      <w:pPr>
+        <w:pStyle w:val="Heading2"/>
+        <w:rPr>
+          <w:szCs w:val="24"/>
+        </w:rPr>
+      </w:pPr>
+      <w:bookmarkStart w:id="4" w:name="_Toc160796797"/>
+      <w:bookmarkStart w:id="5" w:name="_Toc194901141"/>
+      <w:r>
+        <w:rPr>
+          <w:szCs w:val="24"/>
+        </w:rPr>
+        <w:t>3.4</w:t>
+      </w:r>
+      <w:r>
+        <w:rPr>
+          <w:szCs w:val="24"/>
+        </w:rPr>
+        <w:tab/>
+        <w:t>BLOCK WORK</w:t>
+      </w:r>
+      <w:bookmarkEnd w:id="4"/>
+      <w:bookmarkEnd w:id="5"/>
+    </w:p>
+    <w:p>
+      <w:pPr>
+        <w:spacing w:after="0" w:line="360" w:lineRule="auto"/>
+        <w:jc w:val="both"/>
+        <w:rPr>
+          <w:rFonts w:ascii="Times New Roman" w:hAnsi="Times New Roman" w:cs="Times New Roman"/>
+          <w:color w:val="0D0D0D"/>
+          <w:sz w:val="28"/>
+          <w:szCs w:val="24"/>
+          <w:shd w:val="clear" w:color="auto" w:fill="FFFFFF"/>
+        </w:rPr>
+      </w:pPr>
+      <w:r>
+        <w:rPr>
+          <w:rFonts w:ascii="Times New Roman" w:hAnsi="Times New Roman" w:cs="Times New Roman"/>
+          <w:color w:val="0D0D0D"/>
+          <w:sz w:val="28"/>
+          <w:szCs w:val="24"/>
+          <w:shd w:val="clear" w:color="auto" w:fill="FFFFFF"/>
+        </w:rPr>
+        <w:t>Blocks were molded in a number of sizes, various compositions, strengths, and shapes such as 9 inches and 6 inches. The 9-inch blocks were used for external walls, while the 6-inch ones were for internal walls. After the foundation work was finished, the blockwork was built to cover the spaces as well. All the blockwork did not carry any load; they were erected to cover spaces and also act as partition walls.</w:t>
+      </w:r>
+    </w:p>
+    <w:p>
+      <w:pPr>
+        <w:spacing w:after="0" w:line="360" w:lineRule="auto"/>
+        <w:jc w:val="both"/>
+        <w:rPr>
+          <w:rFonts w:ascii="Times New Roman" w:hAnsi="Times New Roman" w:cs="Times New Roman"/>
+          <w:b/>
+          <w:sz w:val="28"/>
+          <w:szCs w:val="24"/>
+        </w:rPr>
+      </w:pPr>
+      <w:r>
+        <w:rPr>
+          <w:rFonts w:ascii="Times New Roman" w:hAnsi="Times New Roman" w:cs="Times New Roman"/>
+          <w:b/>
+          <w:sz w:val="28"/>
+          <w:szCs w:val="24"/>
+        </w:rPr>
+        <w:t>Procedure</w:t>
       </w:r>
     </w:p>
     <w:p>
@@ -10248,23 +10287,26 @@
         <w:pStyle w:val="ListParagraph"/>
         <w:numPr>
           <w:ilvl w:val="0"/>
-          <w:numId w:val="11"/>
+          <w:numId w:val="36"/>
         </w:numPr>
-        <w:spacing w:line="360" w:lineRule="auto"/>
-        <w:jc w:val="both"/>
-        <w:rPr>
-          <w:rFonts w:ascii="Times New Roman" w:hAnsi="Times New Roman" w:cs="Times New Roman"/>
-          <w:sz w:val="28"/>
-          <w:szCs w:val="28"/>
-        </w:rPr>
-      </w:pPr>
-      <w:r>
-        <w:rPr>
-          <w:rFonts w:ascii="Times New Roman" w:hAnsi="Times New Roman" w:cs="Times New Roman"/>
-          <w:sz w:val="28"/>
-          <w:szCs w:val="28"/>
-        </w:rPr>
-        <w:t>The necessary calligraphy materials were collected, including calligraphy pens (such as dip pens or brush pens), ink, paper, ruler, pencil, eraser, and a clean workspace.</w:t>
+        <w:spacing w:after="0" w:line="360" w:lineRule="auto"/>
+        <w:jc w:val="both"/>
+        <w:rPr>
+          <w:rFonts w:ascii="Times New Roman" w:hAnsi="Times New Roman" w:cs="Times New Roman"/>
+          <w:sz w:val="28"/>
+          <w:szCs w:val="24"/>
+        </w:rPr>
+      </w:pPr>
+      <w:r>
+        <w:rPr>
+          <w:rFonts w:ascii="Times New Roman" w:hAnsi="Times New Roman" w:cs="Times New Roman"/>
+          <w:color w:val="0D0D0D"/>
+          <w:sz w:val="28"/>
+          <w:szCs w:val="24"/>
+          <w:shd w:val="clear" w:color="auto" w:fill="FFFFFF"/>
+        </w:rPr>
+        <w:lastRenderedPageBreak/>
+        <w:t xml:space="preserve">Before starting the block laying process, the site was prepared by clearing debris and ensuring a level foundation. </w:t>
       </w:r>
     </w:p>
     <w:p>
@@ -10272,44 +10314,25 @@
         <w:pStyle w:val="ListParagraph"/>
         <w:numPr>
           <w:ilvl w:val="0"/>
-          <w:numId w:val="11"/>
+          <w:numId w:val="36"/>
         </w:numPr>
-        <w:spacing w:line="360" w:lineRule="auto"/>
-        <w:jc w:val="both"/>
-        <w:rPr>
-          <w:rFonts w:ascii="Times New Roman" w:hAnsi="Times New Roman" w:cs="Times New Roman"/>
-          <w:sz w:val="28"/>
-          <w:szCs w:val="28"/>
-        </w:rPr>
-      </w:pPr>
-      <w:r>
-        <w:rPr>
-          <w:rFonts w:ascii="Times New Roman" w:hAnsi="Times New Roman" w:cs="Times New Roman"/>
-          <w:sz w:val="28"/>
-          <w:szCs w:val="28"/>
-        </w:rPr>
-        <w:t>Different types of paper were considered, depending on the desired effect and the type of ink being used.</w:t>
-      </w:r>
-    </w:p>
-    <w:p>
-      <w:pPr>
-        <w:spacing w:line="360" w:lineRule="auto"/>
-        <w:jc w:val="both"/>
-        <w:rPr>
-          <w:rFonts w:ascii="Times New Roman" w:hAnsi="Times New Roman" w:cs="Times New Roman"/>
-          <w:b/>
-          <w:sz w:val="28"/>
-          <w:szCs w:val="28"/>
-        </w:rPr>
-      </w:pPr>
-      <w:r>
-        <w:rPr>
-          <w:rFonts w:ascii="Times New Roman" w:hAnsi="Times New Roman" w:cs="Times New Roman"/>
-          <w:b/>
-          <w:sz w:val="28"/>
-          <w:szCs w:val="28"/>
-        </w:rPr>
-        <w:t>Selecting a Style and Design:</w:t>
+        <w:spacing w:after="0" w:line="360" w:lineRule="auto"/>
+        <w:jc w:val="both"/>
+        <w:rPr>
+          <w:rFonts w:ascii="Times New Roman" w:hAnsi="Times New Roman" w:cs="Times New Roman"/>
+          <w:sz w:val="28"/>
+          <w:szCs w:val="24"/>
+        </w:rPr>
+      </w:pPr>
+      <w:r>
+        <w:rPr>
+          <w:rFonts w:ascii="Times New Roman" w:hAnsi="Times New Roman" w:cs="Times New Roman"/>
+          <w:color w:val="0D0D0D"/>
+          <w:sz w:val="28"/>
+          <w:szCs w:val="24"/>
+          <w:shd w:val="clear" w:color="auto" w:fill="FFFFFF"/>
+        </w:rPr>
+        <w:t xml:space="preserve">The layout of the walls or structure was marked using chalk lines or strings to guide the placement of the blocks. </w:t>
       </w:r>
     </w:p>
     <w:p>
@@ -10317,23 +10340,25 @@
         <w:pStyle w:val="ListParagraph"/>
         <w:numPr>
           <w:ilvl w:val="0"/>
-          <w:numId w:val="13"/>
+          <w:numId w:val="36"/>
         </w:numPr>
-        <w:spacing w:line="360" w:lineRule="auto"/>
-        <w:jc w:val="both"/>
-        <w:rPr>
-          <w:rFonts w:ascii="Times New Roman" w:hAnsi="Times New Roman" w:cs="Times New Roman"/>
-          <w:sz w:val="28"/>
-          <w:szCs w:val="28"/>
-        </w:rPr>
-      </w:pPr>
-      <w:r>
-        <w:rPr>
-          <w:rFonts w:ascii="Times New Roman" w:hAnsi="Times New Roman" w:cs="Times New Roman"/>
-          <w:sz w:val="28"/>
-          <w:szCs w:val="28"/>
-        </w:rPr>
-        <w:t>A calligraphy style or script was chosen based on the purpose of the writing and personal preference.</w:t>
+        <w:spacing w:after="0" w:line="360" w:lineRule="auto"/>
+        <w:jc w:val="both"/>
+        <w:rPr>
+          <w:rFonts w:ascii="Times New Roman" w:hAnsi="Times New Roman" w:cs="Times New Roman"/>
+          <w:sz w:val="28"/>
+          <w:szCs w:val="24"/>
+        </w:rPr>
+      </w:pPr>
+      <w:r>
+        <w:rPr>
+          <w:rFonts w:ascii="Times New Roman" w:hAnsi="Times New Roman" w:cs="Times New Roman"/>
+          <w:color w:val="0D0D0D"/>
+          <w:sz w:val="28"/>
+          <w:szCs w:val="24"/>
+          <w:shd w:val="clear" w:color="auto" w:fill="FFFFFF"/>
+        </w:rPr>
+        <w:t xml:space="preserve">Blocks or bricks were selected based on the desired strength, size, and aesthetic requirements of the project. </w:t>
       </w:r>
     </w:p>
     <w:p>
@@ -10341,44 +10366,25 @@
         <w:pStyle w:val="ListParagraph"/>
         <w:numPr>
           <w:ilvl w:val="0"/>
-          <w:numId w:val="13"/>
+          <w:numId w:val="36"/>
         </w:numPr>
-        <w:spacing w:line="360" w:lineRule="auto"/>
-        <w:jc w:val="both"/>
-        <w:rPr>
-          <w:rFonts w:ascii="Times New Roman" w:hAnsi="Times New Roman" w:cs="Times New Roman"/>
-          <w:sz w:val="28"/>
-          <w:szCs w:val="28"/>
-        </w:rPr>
-      </w:pPr>
-      <w:r>
-        <w:rPr>
-          <w:rFonts w:ascii="Times New Roman" w:hAnsi="Times New Roman" w:cs="Times New Roman"/>
-          <w:sz w:val="28"/>
-          <w:szCs w:val="28"/>
-        </w:rPr>
-        <w:t>The text or design to be written was planned and sketched lightly in pencil, ensuring proper spacing and alignment.</w:t>
-      </w:r>
-    </w:p>
-    <w:p>
-      <w:pPr>
-        <w:spacing w:line="360" w:lineRule="auto"/>
-        <w:jc w:val="both"/>
-        <w:rPr>
-          <w:rFonts w:ascii="Times New Roman" w:hAnsi="Times New Roman" w:cs="Times New Roman"/>
-          <w:b/>
-          <w:sz w:val="28"/>
-          <w:szCs w:val="28"/>
-        </w:rPr>
-      </w:pPr>
-      <w:r>
-        <w:rPr>
-          <w:rFonts w:ascii="Times New Roman" w:hAnsi="Times New Roman" w:cs="Times New Roman"/>
-          <w:b/>
-          <w:sz w:val="28"/>
-          <w:szCs w:val="28"/>
-        </w:rPr>
-        <w:t>Preparing the Pen and Ink:</w:t>
+        <w:spacing w:after="0" w:line="360" w:lineRule="auto"/>
+        <w:jc w:val="both"/>
+        <w:rPr>
+          <w:rFonts w:ascii="Times New Roman" w:hAnsi="Times New Roman" w:cs="Times New Roman"/>
+          <w:sz w:val="28"/>
+          <w:szCs w:val="24"/>
+        </w:rPr>
+      </w:pPr>
+      <w:r>
+        <w:rPr>
+          <w:rFonts w:ascii="Times New Roman" w:hAnsi="Times New Roman" w:cs="Times New Roman"/>
+          <w:color w:val="0D0D0D"/>
+          <w:sz w:val="28"/>
+          <w:szCs w:val="24"/>
+          <w:shd w:val="clear" w:color="auto" w:fill="FFFFFF"/>
+        </w:rPr>
+        <w:t xml:space="preserve">Mortar was mixed according to the specifications, typically using a combination of cement, sand, and water. </w:t>
       </w:r>
     </w:p>
     <w:p>
@@ -10386,23 +10392,25 @@
         <w:pStyle w:val="ListParagraph"/>
         <w:numPr>
           <w:ilvl w:val="0"/>
-          <w:numId w:val="15"/>
+          <w:numId w:val="36"/>
         </w:numPr>
-        <w:spacing w:line="360" w:lineRule="auto"/>
-        <w:jc w:val="both"/>
-        <w:rPr>
-          <w:rFonts w:ascii="Times New Roman" w:hAnsi="Times New Roman" w:cs="Times New Roman"/>
-          <w:sz w:val="28"/>
-          <w:szCs w:val="28"/>
-        </w:rPr>
-      </w:pPr>
-      <w:r>
-        <w:rPr>
-          <w:rFonts w:ascii="Times New Roman" w:hAnsi="Times New Roman" w:cs="Times New Roman"/>
-          <w:sz w:val="28"/>
-          <w:szCs w:val="28"/>
-        </w:rPr>
-        <w:t>If using a dip pen, the pen nib was attached securely, and the pen was tested on scrap paper to ensure proper ink flow.</w:t>
+        <w:spacing w:after="0" w:line="360" w:lineRule="auto"/>
+        <w:jc w:val="both"/>
+        <w:rPr>
+          <w:rFonts w:ascii="Times New Roman" w:hAnsi="Times New Roman" w:cs="Times New Roman"/>
+          <w:sz w:val="28"/>
+          <w:szCs w:val="24"/>
+        </w:rPr>
+      </w:pPr>
+      <w:r>
+        <w:rPr>
+          <w:rFonts w:ascii="Times New Roman" w:hAnsi="Times New Roman" w:cs="Times New Roman"/>
+          <w:color w:val="0D0D0D"/>
+          <w:sz w:val="28"/>
+          <w:szCs w:val="24"/>
+          <w:shd w:val="clear" w:color="auto" w:fill="FFFFFF"/>
+        </w:rPr>
+        <w:t xml:space="preserve">A layer of mortar was spread evenly along the foundation where the first course of blocks would be placed. </w:t>
       </w:r>
     </w:p>
     <w:p>
@@ -10410,44 +10418,25 @@
         <w:pStyle w:val="ListParagraph"/>
         <w:numPr>
           <w:ilvl w:val="0"/>
-          <w:numId w:val="15"/>
+          <w:numId w:val="36"/>
         </w:numPr>
-        <w:spacing w:line="360" w:lineRule="auto"/>
-        <w:jc w:val="both"/>
-        <w:rPr>
-          <w:rFonts w:ascii="Times New Roman" w:hAnsi="Times New Roman" w:cs="Times New Roman"/>
-          <w:sz w:val="28"/>
-          <w:szCs w:val="28"/>
-        </w:rPr>
-      </w:pPr>
-      <w:r>
-        <w:rPr>
-          <w:rFonts w:ascii="Times New Roman" w:hAnsi="Times New Roman" w:cs="Times New Roman"/>
-          <w:sz w:val="28"/>
-          <w:szCs w:val="28"/>
-        </w:rPr>
-        <w:t>Ink was poured into an inkwell or prepared in a suitable container, making sure it was of the desired consistency and free of clumps.</w:t>
-      </w:r>
-    </w:p>
-    <w:p>
-      <w:pPr>
-        <w:spacing w:line="360" w:lineRule="auto"/>
-        <w:jc w:val="both"/>
-        <w:rPr>
-          <w:rFonts w:ascii="Times New Roman" w:hAnsi="Times New Roman" w:cs="Times New Roman"/>
-          <w:b/>
-          <w:sz w:val="28"/>
-          <w:szCs w:val="28"/>
-        </w:rPr>
-      </w:pPr>
-      <w:r>
-        <w:rPr>
-          <w:rFonts w:ascii="Times New Roman" w:hAnsi="Times New Roman" w:cs="Times New Roman"/>
-          <w:b/>
-          <w:sz w:val="28"/>
-          <w:szCs w:val="28"/>
-        </w:rPr>
-        <w:t>Practicing Strokes and Letterforms:</w:t>
+        <w:spacing w:after="0" w:line="360" w:lineRule="auto"/>
+        <w:jc w:val="both"/>
+        <w:rPr>
+          <w:rFonts w:ascii="Times New Roman" w:hAnsi="Times New Roman" w:cs="Times New Roman"/>
+          <w:sz w:val="28"/>
+          <w:szCs w:val="24"/>
+        </w:rPr>
+      </w:pPr>
+      <w:r>
+        <w:rPr>
+          <w:rFonts w:ascii="Times New Roman" w:hAnsi="Times New Roman" w:cs="Times New Roman"/>
+          <w:color w:val="0D0D0D"/>
+          <w:sz w:val="28"/>
+          <w:szCs w:val="24"/>
+          <w:shd w:val="clear" w:color="auto" w:fill="FFFFFF"/>
+        </w:rPr>
+        <w:t xml:space="preserve">A level was used to check the horizontal and vertical alignment of the blocks. </w:t>
       </w:r>
     </w:p>
     <w:p>
@@ -10455,23 +10444,25 @@
         <w:pStyle w:val="ListParagraph"/>
         <w:numPr>
           <w:ilvl w:val="0"/>
-          <w:numId w:val="17"/>
+          <w:numId w:val="36"/>
         </w:numPr>
-        <w:spacing w:line="360" w:lineRule="auto"/>
-        <w:jc w:val="both"/>
-        <w:rPr>
-          <w:rFonts w:ascii="Times New Roman" w:hAnsi="Times New Roman" w:cs="Times New Roman"/>
-          <w:sz w:val="28"/>
-          <w:szCs w:val="28"/>
-        </w:rPr>
-      </w:pPr>
-      <w:r>
-        <w:rPr>
-          <w:rFonts w:ascii="Times New Roman" w:hAnsi="Times New Roman" w:cs="Times New Roman"/>
-          <w:sz w:val="28"/>
-          <w:szCs w:val="28"/>
-        </w:rPr>
-        <w:t>Warm-up exercises and drills were performed to gain control over the pen and understand the basic strokes required for the chosen script.</w:t>
+        <w:spacing w:after="0" w:line="360" w:lineRule="auto"/>
+        <w:jc w:val="both"/>
+        <w:rPr>
+          <w:rFonts w:ascii="Times New Roman" w:hAnsi="Times New Roman" w:cs="Times New Roman"/>
+          <w:sz w:val="28"/>
+          <w:szCs w:val="24"/>
+        </w:rPr>
+      </w:pPr>
+      <w:r>
+        <w:rPr>
+          <w:rFonts w:ascii="Times New Roman" w:hAnsi="Times New Roman" w:cs="Times New Roman"/>
+          <w:color w:val="0D0D0D"/>
+          <w:sz w:val="28"/>
+          <w:szCs w:val="24"/>
+          <w:shd w:val="clear" w:color="auto" w:fill="FFFFFF"/>
+        </w:rPr>
+        <w:t xml:space="preserve">Once the first course was laid, additional courses of blocks were added on top, following the same process. </w:t>
       </w:r>
     </w:p>
     <w:p>
@@ -10479,45 +10470,25 @@
         <w:pStyle w:val="ListParagraph"/>
         <w:numPr>
           <w:ilvl w:val="0"/>
-          <w:numId w:val="17"/>
+          <w:numId w:val="36"/>
         </w:numPr>
-        <w:spacing w:line="360" w:lineRule="auto"/>
-        <w:jc w:val="both"/>
-        <w:rPr>
-          <w:rFonts w:ascii="Times New Roman" w:hAnsi="Times New Roman" w:cs="Times New Roman"/>
-          <w:sz w:val="28"/>
-          <w:szCs w:val="28"/>
-        </w:rPr>
-      </w:pPr>
-      <w:r>
-        <w:rPr>
-          <w:rFonts w:ascii="Times New Roman" w:hAnsi="Times New Roman" w:cs="Times New Roman"/>
-          <w:sz w:val="28"/>
-          <w:szCs w:val="28"/>
-        </w:rPr>
-        <w:t>Individual letterforms were practiced repeatedly, focusing on achieving consistent thickness and flow.</w:t>
-      </w:r>
-    </w:p>
-    <w:p>
-      <w:pPr>
-        <w:spacing w:line="360" w:lineRule="auto"/>
-        <w:jc w:val="both"/>
-        <w:rPr>
-          <w:rFonts w:ascii="Times New Roman" w:hAnsi="Times New Roman" w:cs="Times New Roman"/>
-          <w:b/>
-          <w:sz w:val="28"/>
-          <w:szCs w:val="28"/>
-        </w:rPr>
-      </w:pPr>
-      <w:r>
-        <w:rPr>
-          <w:rFonts w:ascii="Times New Roman" w:hAnsi="Times New Roman" w:cs="Times New Roman"/>
-          <w:b/>
-          <w:sz w:val="28"/>
-          <w:szCs w:val="28"/>
-        </w:rPr>
-        <w:lastRenderedPageBreak/>
-        <w:t>Executing the Calligraphy:</w:t>
+        <w:spacing w:after="0" w:line="360" w:lineRule="auto"/>
+        <w:jc w:val="both"/>
+        <w:rPr>
+          <w:rFonts w:ascii="Times New Roman" w:hAnsi="Times New Roman" w:cs="Times New Roman"/>
+          <w:sz w:val="28"/>
+          <w:szCs w:val="24"/>
+        </w:rPr>
+      </w:pPr>
+      <w:r>
+        <w:rPr>
+          <w:rFonts w:ascii="Times New Roman" w:hAnsi="Times New Roman" w:cs="Times New Roman"/>
+          <w:color w:val="0D0D0D"/>
+          <w:sz w:val="28"/>
+          <w:szCs w:val="24"/>
+          <w:shd w:val="clear" w:color="auto" w:fill="FFFFFF"/>
+        </w:rPr>
+        <w:t xml:space="preserve">Each block was buttered with mortar on its ends before being placed to ensure a strong bond between the blocks. </w:t>
       </w:r>
     </w:p>
     <w:p>
@@ -10525,23 +10496,25 @@
         <w:pStyle w:val="ListParagraph"/>
         <w:numPr>
           <w:ilvl w:val="0"/>
-          <w:numId w:val="19"/>
+          <w:numId w:val="36"/>
         </w:numPr>
-        <w:spacing w:line="360" w:lineRule="auto"/>
-        <w:jc w:val="both"/>
-        <w:rPr>
-          <w:rFonts w:ascii="Times New Roman" w:hAnsi="Times New Roman" w:cs="Times New Roman"/>
-          <w:sz w:val="28"/>
-          <w:szCs w:val="28"/>
-        </w:rPr>
-      </w:pPr>
-      <w:r>
-        <w:rPr>
-          <w:rFonts w:ascii="Times New Roman" w:hAnsi="Times New Roman" w:cs="Times New Roman"/>
-          <w:sz w:val="28"/>
-          <w:szCs w:val="28"/>
-        </w:rPr>
-        <w:t>The pencil sketch was used as a guide to write the calligraphy on the final paper.</w:t>
+        <w:spacing w:after="0" w:line="360" w:lineRule="auto"/>
+        <w:jc w:val="both"/>
+        <w:rPr>
+          <w:rFonts w:ascii="Times New Roman" w:hAnsi="Times New Roman" w:cs="Times New Roman"/>
+          <w:sz w:val="28"/>
+          <w:szCs w:val="24"/>
+        </w:rPr>
+      </w:pPr>
+      <w:r>
+        <w:rPr>
+          <w:rFonts w:ascii="Times New Roman" w:hAnsi="Times New Roman" w:cs="Times New Roman"/>
+          <w:color w:val="0D0D0D"/>
+          <w:sz w:val="28"/>
+          <w:szCs w:val="24"/>
+          <w:shd w:val="clear" w:color="auto" w:fill="FFFFFF"/>
+        </w:rPr>
+        <w:t xml:space="preserve">Blocks may have needed to be cut to fit around corners, openings for doors or windows, or to maintain the desired pattern. </w:t>
       </w:r>
     </w:p>
     <w:p>
@@ -10549,23 +10522,25 @@
         <w:pStyle w:val="ListParagraph"/>
         <w:numPr>
           <w:ilvl w:val="0"/>
-          <w:numId w:val="19"/>
+          <w:numId w:val="36"/>
         </w:numPr>
-        <w:spacing w:line="360" w:lineRule="auto"/>
-        <w:jc w:val="both"/>
-        <w:rPr>
-          <w:rFonts w:ascii="Times New Roman" w:hAnsi="Times New Roman" w:cs="Times New Roman"/>
-          <w:sz w:val="28"/>
-          <w:szCs w:val="28"/>
-        </w:rPr>
-      </w:pPr>
-      <w:r>
-        <w:rPr>
-          <w:rFonts w:ascii="Times New Roman" w:hAnsi="Times New Roman" w:cs="Times New Roman"/>
-          <w:sz w:val="28"/>
-          <w:szCs w:val="28"/>
-        </w:rPr>
-        <w:t>With a steady hand, the pen was dipped in ink and carefully applied to the paper, paying attention to the pressure exerted on the pen to create thick and thin lines as needed.</w:t>
+        <w:spacing w:after="0" w:line="360" w:lineRule="auto"/>
+        <w:jc w:val="both"/>
+        <w:rPr>
+          <w:rFonts w:ascii="Times New Roman" w:hAnsi="Times New Roman" w:cs="Times New Roman"/>
+          <w:sz w:val="28"/>
+          <w:szCs w:val="24"/>
+        </w:rPr>
+      </w:pPr>
+      <w:r>
+        <w:rPr>
+          <w:rFonts w:ascii="Times New Roman" w:hAnsi="Times New Roman" w:cs="Times New Roman"/>
+          <w:color w:val="0D0D0D"/>
+          <w:sz w:val="28"/>
+          <w:szCs w:val="24"/>
+          <w:shd w:val="clear" w:color="auto" w:fill="FFFFFF"/>
+        </w:rPr>
+        <w:t xml:space="preserve">Excess mortar was scraped off the joints using a trowel, and any gaps or voids were filled to create a smooth, uniform surface. </w:t>
       </w:r>
     </w:p>
     <w:p>
@@ -10573,253 +10548,125 @@
         <w:pStyle w:val="ListParagraph"/>
         <w:numPr>
           <w:ilvl w:val="0"/>
-          <w:numId w:val="19"/>
+          <w:numId w:val="36"/>
         </w:numPr>
-        <w:spacing w:line="360" w:lineRule="auto"/>
-        <w:jc w:val="both"/>
-        <w:rPr>
-          <w:rFonts w:ascii="Times New Roman" w:hAnsi="Times New Roman" w:cs="Times New Roman"/>
-          <w:sz w:val="28"/>
-          <w:szCs w:val="28"/>
-        </w:rPr>
-      </w:pPr>
-      <w:r>
-        <w:rPr>
-          <w:rFonts w:ascii="Times New Roman" w:hAnsi="Times New Roman" w:cs="Times New Roman"/>
-          <w:sz w:val="28"/>
-          <w:szCs w:val="28"/>
-        </w:rPr>
-        <w:t xml:space="preserve">Each stroke and letterform </w:t>
-      </w:r>
-      <w:proofErr w:type="gramStart"/>
-      <w:r>
-        <w:rPr>
-          <w:rFonts w:ascii="Times New Roman" w:hAnsi="Times New Roman" w:cs="Times New Roman"/>
-          <w:sz w:val="28"/>
-          <w:szCs w:val="28"/>
-        </w:rPr>
-        <w:t>was</w:t>
-      </w:r>
-      <w:proofErr w:type="gramEnd"/>
-      <w:r>
-        <w:rPr>
-          <w:rFonts w:ascii="Times New Roman" w:hAnsi="Times New Roman" w:cs="Times New Roman"/>
-          <w:sz w:val="28"/>
-          <w:szCs w:val="28"/>
-        </w:rPr>
-        <w:t xml:space="preserve"> executed deliberately and thoughtfully, with attention to spacing, proportions, and overall aesthetics.</w:t>
-      </w:r>
-    </w:p>
-    <w:p>
-      <w:pPr>
-        <w:spacing w:line="360" w:lineRule="auto"/>
-        <w:jc w:val="both"/>
-        <w:rPr>
-          <w:rFonts w:ascii="Times New Roman" w:hAnsi="Times New Roman" w:cs="Times New Roman"/>
-          <w:b/>
-          <w:sz w:val="28"/>
-          <w:szCs w:val="28"/>
-        </w:rPr>
-      </w:pPr>
-      <w:r>
-        <w:rPr>
-          <w:rFonts w:ascii="Times New Roman" w:hAnsi="Times New Roman" w:cs="Times New Roman"/>
-          <w:b/>
-          <w:sz w:val="28"/>
-          <w:szCs w:val="28"/>
-        </w:rPr>
-        <w:t>Allowing the Ink to Dry:</w:t>
-      </w:r>
-    </w:p>
-    <w:p>
-      <w:pPr>
-        <w:pStyle w:val="ListParagraph"/>
-        <w:numPr>
-          <w:ilvl w:val="0"/>
-          <w:numId w:val="21"/>
-        </w:numPr>
-        <w:spacing w:line="360" w:lineRule="auto"/>
-        <w:jc w:val="both"/>
-        <w:rPr>
-          <w:rFonts w:ascii="Times New Roman" w:hAnsi="Times New Roman" w:cs="Times New Roman"/>
-          <w:sz w:val="28"/>
-          <w:szCs w:val="28"/>
-        </w:rPr>
-      </w:pPr>
-      <w:r>
-        <w:rPr>
-          <w:rFonts w:ascii="Times New Roman" w:hAnsi="Times New Roman" w:cs="Times New Roman"/>
-          <w:sz w:val="28"/>
-          <w:szCs w:val="28"/>
-        </w:rPr>
-        <w:t>After completing the calligraphy, the ink was allowed to dry completely, usually for a few minutes or as per the ink manufacturer's instructions.</w:t>
-      </w:r>
-    </w:p>
-    <w:p>
-      <w:pPr>
-        <w:pStyle w:val="ListParagraph"/>
-        <w:numPr>
-          <w:ilvl w:val="0"/>
-          <w:numId w:val="21"/>
-        </w:numPr>
-        <w:spacing w:line="360" w:lineRule="auto"/>
-        <w:jc w:val="both"/>
-        <w:rPr>
-          <w:rFonts w:ascii="Times New Roman" w:hAnsi="Times New Roman" w:cs="Times New Roman"/>
-          <w:sz w:val="28"/>
-          <w:szCs w:val="28"/>
-        </w:rPr>
-      </w:pPr>
-      <w:r>
-        <w:rPr>
-          <w:rFonts w:ascii="Times New Roman" w:hAnsi="Times New Roman" w:cs="Times New Roman"/>
-          <w:sz w:val="28"/>
-          <w:szCs w:val="28"/>
-        </w:rPr>
-        <w:t>Care was taken to avoid smudging or touching the wet ink during this drying period.</w:t>
-      </w:r>
-    </w:p>
-    <w:p>
-      <w:pPr>
-        <w:spacing w:line="360" w:lineRule="auto"/>
-        <w:jc w:val="both"/>
-        <w:rPr>
-          <w:rFonts w:ascii="Times New Roman" w:hAnsi="Times New Roman" w:cs="Times New Roman"/>
-          <w:b/>
-          <w:sz w:val="28"/>
-          <w:szCs w:val="28"/>
-        </w:rPr>
-      </w:pPr>
-      <w:r>
-        <w:rPr>
-          <w:rFonts w:ascii="Times New Roman" w:hAnsi="Times New Roman" w:cs="Times New Roman"/>
-          <w:b/>
-          <w:sz w:val="28"/>
-          <w:szCs w:val="28"/>
-        </w:rPr>
-        <w:t>Making Corrections (if necessary):</w:t>
-      </w:r>
-    </w:p>
-    <w:p>
-      <w:pPr>
-        <w:spacing w:line="360" w:lineRule="auto"/>
-        <w:jc w:val="both"/>
-        <w:rPr>
-          <w:rFonts w:ascii="Times New Roman" w:hAnsi="Times New Roman" w:cs="Times New Roman"/>
-          <w:sz w:val="28"/>
-          <w:szCs w:val="28"/>
-        </w:rPr>
-      </w:pPr>
-      <w:r>
-        <w:rPr>
-          <w:rFonts w:ascii="Times New Roman" w:hAnsi="Times New Roman" w:cs="Times New Roman"/>
-          <w:sz w:val="28"/>
-          <w:szCs w:val="28"/>
-        </w:rPr>
-        <w:t>If any mistakes or imperfections were noticed after the ink had dried, they were corrected using appropriate techniques or tools, such as carefully erasing pencil lines or making touch-ups with a fine-tipped brush.</w:t>
-      </w:r>
-    </w:p>
-    <w:p>
-      <w:pPr>
-        <w:rPr>
-          <w:rFonts w:ascii="Times New Roman" w:hAnsi="Times New Roman" w:cs="Times New Roman"/>
-          <w:b/>
-          <w:sz w:val="28"/>
-          <w:szCs w:val="28"/>
-        </w:rPr>
-      </w:pPr>
-    </w:p>
-    <w:p>
-      <w:pPr>
-        <w:rPr>
-          <w:rFonts w:ascii="Times New Roman" w:hAnsi="Times New Roman" w:cs="Times New Roman"/>
-          <w:b/>
-          <w:sz w:val="28"/>
-          <w:szCs w:val="28"/>
-        </w:rPr>
-      </w:pPr>
-      <w:r>
-        <w:rPr>
-          <w:rFonts w:ascii="Times New Roman" w:hAnsi="Times New Roman" w:cs="Times New Roman"/>
-          <w:b/>
-          <w:sz w:val="24"/>
-          <w:szCs w:val="24"/>
-        </w:rPr>
-        <w:t>3.</w:t>
-      </w:r>
-      <w:r>
-        <w:rPr>
-          <w:rFonts w:ascii="Times New Roman" w:hAnsi="Times New Roman" w:cs="Times New Roman"/>
-          <w:b/>
-          <w:sz w:val="24"/>
-          <w:szCs w:val="24"/>
-        </w:rPr>
-        <w:t>5</w:t>
-      </w:r>
-      <w:r>
-        <w:rPr>
-          <w:rFonts w:ascii="Times New Roman" w:hAnsi="Times New Roman" w:cs="Times New Roman"/>
-          <w:b/>
-          <w:sz w:val="24"/>
-          <w:szCs w:val="24"/>
-        </w:rPr>
-        <w:tab/>
-        <w:t>ARCHITECTURAL DESIGNS</w:t>
-      </w:r>
-    </w:p>
-    <w:p>
-      <w:pPr>
-        <w:spacing w:line="360" w:lineRule="auto"/>
-        <w:rPr>
-          <w:rFonts w:ascii="Times New Roman" w:hAnsi="Times New Roman" w:cs="Times New Roman"/>
-          <w:sz w:val="24"/>
-          <w:szCs w:val="24"/>
-        </w:rPr>
-      </w:pPr>
-      <w:r>
-        <w:rPr>
-          <w:rFonts w:ascii="Times New Roman" w:hAnsi="Times New Roman" w:cs="Times New Roman"/>
-          <w:sz w:val="24"/>
-          <w:szCs w:val="24"/>
-        </w:rPr>
-        <w:t>During my SIWES, I was able to design a floor plan, lining room, dining area with section and elevation. Fine attached.</w:t>
-      </w:r>
-    </w:p>
-    <w:p>
-      <w:pPr>
-        <w:rPr>
-          <w:rFonts w:ascii="Times New Roman" w:hAnsi="Times New Roman" w:cs="Times New Roman"/>
-          <w:sz w:val="24"/>
-          <w:szCs w:val="24"/>
-        </w:rPr>
-      </w:pPr>
-      <w:r>
-        <w:rPr>
-          <w:rFonts w:ascii="Times New Roman" w:hAnsi="Times New Roman" w:cs="Times New Roman"/>
-          <w:sz w:val="24"/>
-          <w:szCs w:val="24"/>
-        </w:rPr>
-        <w:br w:type="page"/>
-      </w:r>
-    </w:p>
-    <w:p>
-      <w:pPr>
-        <w:rPr>
-          <w:rFonts w:ascii="Times New Roman" w:hAnsi="Times New Roman" w:cs="Times New Roman"/>
-          <w:sz w:val="24"/>
-          <w:szCs w:val="24"/>
-        </w:rPr>
-      </w:pPr>
-      <w:r>
-        <w:rPr>
+        <w:spacing w:after="0" w:line="360" w:lineRule="auto"/>
+        <w:jc w:val="both"/>
+        <w:rPr>
+          <w:rFonts w:ascii="Times New Roman" w:hAnsi="Times New Roman" w:cs="Times New Roman"/>
+          <w:color w:val="0D0D0D"/>
+          <w:sz w:val="28"/>
+          <w:szCs w:val="24"/>
+          <w:shd w:val="clear" w:color="auto" w:fill="FFFFFF"/>
+        </w:rPr>
+      </w:pPr>
+      <w:r>
+        <w:rPr>
+          <w:rFonts w:ascii="Times New Roman" w:hAnsi="Times New Roman" w:cs="Times New Roman"/>
+          <w:color w:val="0D0D0D"/>
+          <w:sz w:val="28"/>
+          <w:szCs w:val="24"/>
+          <w:shd w:val="clear" w:color="auto" w:fill="FFFFFF"/>
+        </w:rPr>
+        <w:t>Once the block laying was complete, the work area was cleaned up, and any excess materials or debris were removed from the site.</w:t>
+      </w:r>
+    </w:p>
+    <w:p>
+      <w:pPr>
+        <w:spacing w:after="0" w:line="360" w:lineRule="auto"/>
+        <w:jc w:val="both"/>
+        <w:rPr>
+          <w:rFonts w:ascii="Times New Roman" w:hAnsi="Times New Roman" w:cs="Times New Roman"/>
+          <w:color w:val="0D0D0D"/>
+          <w:sz w:val="28"/>
+          <w:szCs w:val="24"/>
+          <w:shd w:val="clear" w:color="auto" w:fill="FFFFFF"/>
+        </w:rPr>
+      </w:pPr>
+    </w:p>
+    <w:p>
+      <w:pPr>
+        <w:spacing w:after="0" w:line="360" w:lineRule="auto"/>
+        <w:jc w:val="both"/>
+        <w:rPr>
+          <w:rFonts w:ascii="Times New Roman" w:hAnsi="Times New Roman" w:cs="Times New Roman"/>
+          <w:color w:val="0D0D0D"/>
+          <w:sz w:val="28"/>
+          <w:szCs w:val="24"/>
+          <w:shd w:val="clear" w:color="auto" w:fill="FFFFFF"/>
+        </w:rPr>
+      </w:pPr>
+    </w:p>
+    <w:p>
+      <w:pPr>
+        <w:spacing w:after="0" w:line="360" w:lineRule="auto"/>
+        <w:jc w:val="both"/>
+        <w:rPr>
+          <w:rFonts w:ascii="Times New Roman" w:hAnsi="Times New Roman" w:cs="Times New Roman"/>
+          <w:color w:val="0D0D0D"/>
+          <w:sz w:val="28"/>
+          <w:szCs w:val="24"/>
+          <w:shd w:val="clear" w:color="auto" w:fill="FFFFFF"/>
+        </w:rPr>
+      </w:pPr>
+    </w:p>
+    <w:p>
+      <w:pPr>
+        <w:spacing w:after="0" w:line="360" w:lineRule="auto"/>
+        <w:jc w:val="both"/>
+        <w:rPr>
+          <w:rFonts w:ascii="Times New Roman" w:hAnsi="Times New Roman" w:cs="Times New Roman"/>
+          <w:color w:val="0D0D0D"/>
+          <w:sz w:val="28"/>
+          <w:szCs w:val="24"/>
+          <w:shd w:val="clear" w:color="auto" w:fill="FFFFFF"/>
+        </w:rPr>
+      </w:pPr>
+    </w:p>
+    <w:p>
+      <w:pPr>
+        <w:spacing w:after="0" w:line="360" w:lineRule="auto"/>
+        <w:jc w:val="both"/>
+        <w:rPr>
+          <w:rFonts w:ascii="Times New Roman" w:hAnsi="Times New Roman" w:cs="Times New Roman"/>
+          <w:color w:val="0D0D0D"/>
+          <w:sz w:val="28"/>
+          <w:szCs w:val="24"/>
+          <w:shd w:val="clear" w:color="auto" w:fill="FFFFFF"/>
+        </w:rPr>
+      </w:pPr>
+    </w:p>
+    <w:p>
+      <w:pPr>
+        <w:spacing w:after="0" w:line="360" w:lineRule="auto"/>
+        <w:jc w:val="both"/>
+        <w:rPr>
+          <w:rFonts w:ascii="Times New Roman" w:hAnsi="Times New Roman" w:cs="Times New Roman"/>
+          <w:sz w:val="28"/>
+          <w:szCs w:val="28"/>
+        </w:rPr>
+      </w:pPr>
+      <w:r>
+        <w:rPr>
+          <w:rFonts w:ascii="Times New Roman" w:hAnsi="Times New Roman" w:cs="Times New Roman"/>
           <w:noProof/>
+          <w:sz w:val="28"/>
+          <w:szCs w:val="28"/>
         </w:rPr>
         <w:lastRenderedPageBreak/>
         <w:drawing>
-          <wp:inline distT="0" distB="0" distL="0" distR="0" wp14:anchorId="50772289" wp14:editId="41A5EA57">
-            <wp:extent cx="8692169" cy="4762757"/>
-            <wp:effectExtent l="2540" t="0" r="0" b="0"/>
-            <wp:docPr id="5" name="Picture 5"/>
+          <wp:anchor distT="0" distB="0" distL="114300" distR="114300" simplePos="0" relativeHeight="251687935" behindDoc="0" locked="0" layoutInCell="1" allowOverlap="1" wp14:anchorId="4B145FCD" wp14:editId="1F273480">
+            <wp:simplePos x="0" y="0"/>
+            <wp:positionH relativeFrom="margin">
+              <wp:posOffset>3375281</wp:posOffset>
+            </wp:positionH>
+            <wp:positionV relativeFrom="paragraph">
+              <wp:posOffset>15767</wp:posOffset>
+            </wp:positionV>
+            <wp:extent cx="3072295" cy="3247696"/>
+            <wp:effectExtent l="0" t="0" r="0" b="0"/>
+            <wp:wrapNone/>
+            <wp:docPr id="73" name="Picture 73"/>
             <wp:cNvGraphicFramePr>
               <a:graphicFrameLocks xmlns:a="http://schemas.openxmlformats.org/drawingml/2006/main" noChangeAspect="1"/>
             </wp:cNvGraphicFramePr>
@@ -10827,19 +10674,35 @@
               <a:graphicData uri="http://schemas.openxmlformats.org/drawingml/2006/picture">
                 <pic:pic xmlns:pic="http://schemas.openxmlformats.org/drawingml/2006/picture">
                   <pic:nvPicPr>
-                    <pic:cNvPr id="1" name=""/>
+                    <pic:cNvPr id="73" name="IMG-20240308-WA0010.jpg"/>
                     <pic:cNvPicPr/>
                   </pic:nvPicPr>
                   <pic:blipFill>
-                    <a:blip r:embed="rId11"/>
+                    <a:blip r:embed="rId11">
+                      <a:grayscl/>
+                      <a:extLst>
+                        <a:ext uri="{BEBA8EAE-BF5A-486C-A8C5-ECC9F3942E4B}">
+                          <a14:imgProps xmlns:a14="http://schemas.microsoft.com/office/drawing/2010/main">
+                            <a14:imgLayer r:embed="rId12">
+                              <a14:imgEffect>
+                                <a14:brightnessContrast bright="40000" contrast="-40000"/>
+                              </a14:imgEffect>
+                            </a14:imgLayer>
+                          </a14:imgProps>
+                        </a:ext>
+                        <a:ext uri="{28A0092B-C50C-407E-A947-70E740481C1C}">
+                          <a14:useLocalDpi xmlns:a14="http://schemas.microsoft.com/office/drawing/2010/main" val="0"/>
+                        </a:ext>
+                      </a:extLst>
+                    </a:blip>
                     <a:stretch>
                       <a:fillRect/>
                     </a:stretch>
                   </pic:blipFill>
                   <pic:spPr>
-                    <a:xfrm rot="5400000">
+                    <a:xfrm>
                       <a:off x="0" y="0"/>
-                      <a:ext cx="8738655" cy="4788228"/>
+                      <a:ext cx="3104631" cy="3281878"/>
                     </a:xfrm>
                     <a:prstGeom prst="rect">
                       <a:avLst/>
@@ -10848,36 +10711,24 @@
                 </pic:pic>
               </a:graphicData>
             </a:graphic>
-          </wp:inline>
+            <wp14:sizeRelH relativeFrom="margin">
+              <wp14:pctWidth>0</wp14:pctWidth>
+            </wp14:sizeRelH>
+            <wp14:sizeRelV relativeFrom="margin">
+              <wp14:pctHeight>0</wp14:pctHeight>
+            </wp14:sizeRelV>
+          </wp:anchor>
         </w:drawing>
       </w:r>
       <w:r>
         <w:rPr>
-          <w:rFonts w:ascii="Times New Roman" w:hAnsi="Times New Roman" w:cs="Times New Roman"/>
-          <w:sz w:val="24"/>
-          <w:szCs w:val="24"/>
-        </w:rPr>
-        <w:br w:type="page"/>
-      </w:r>
-    </w:p>
-    <w:p>
-      <w:pPr>
-        <w:rPr>
-          <w:rFonts w:ascii="Times New Roman" w:hAnsi="Times New Roman" w:cs="Times New Roman"/>
-          <w:sz w:val="24"/>
-          <w:szCs w:val="24"/>
-        </w:rPr>
-      </w:pPr>
-      <w:r>
-        <w:rPr>
           <w:noProof/>
         </w:rPr>
-        <w:lastRenderedPageBreak/>
         <w:drawing>
-          <wp:inline distT="0" distB="0" distL="0" distR="0" wp14:anchorId="30B0D9E2" wp14:editId="60BDC77F">
-            <wp:extent cx="8001317" cy="6018345"/>
-            <wp:effectExtent l="952" t="0" r="953" b="952"/>
-            <wp:docPr id="6" name="Picture 6"/>
+          <wp:inline distT="0" distB="0" distL="0" distR="0" wp14:anchorId="4E5BBF83" wp14:editId="04792C95">
+            <wp:extent cx="3722106" cy="3419864"/>
+            <wp:effectExtent l="0" t="1270" r="0" b="0"/>
+            <wp:docPr id="68" name="Picture 68"/>
             <wp:cNvGraphicFramePr>
               <a:graphicFrameLocks xmlns:a="http://schemas.openxmlformats.org/drawingml/2006/main" noChangeAspect="1"/>
             </wp:cNvGraphicFramePr>
@@ -10885,23 +10736,36 @@
               <a:graphicData uri="http://schemas.openxmlformats.org/drawingml/2006/picture">
                 <pic:pic xmlns:pic="http://schemas.openxmlformats.org/drawingml/2006/picture">
                   <pic:nvPicPr>
-                    <pic:cNvPr id="1" name=""/>
+                    <pic:cNvPr id="7" name="20220803_161249.jpg"/>
                     <pic:cNvPicPr/>
                   </pic:nvPicPr>
-                  <pic:blipFill>
-                    <a:blip r:embed="rId12"/>
-                    <a:stretch>
-                      <a:fillRect/>
-                    </a:stretch>
+                  <pic:blipFill rotWithShape="1">
+                    <a:blip r:embed="rId13" cstate="print">
+                      <a:extLst>
+                        <a:ext uri="{28A0092B-C50C-407E-A947-70E740481C1C}">
+                          <a14:useLocalDpi xmlns:a14="http://schemas.microsoft.com/office/drawing/2010/main" val="0"/>
+                        </a:ext>
+                      </a:extLst>
+                    </a:blip>
+                    <a:srcRect l="18461" t="24638" r="24856" b="5920"/>
+                    <a:stretch/>
                   </pic:blipFill>
-                  <pic:spPr>
+                  <pic:spPr bwMode="auto">
                     <a:xfrm rot="5400000">
                       <a:off x="0" y="0"/>
-                      <a:ext cx="8016583" cy="6029828"/>
+                      <a:ext cx="3722106" cy="3419864"/>
                     </a:xfrm>
                     <a:prstGeom prst="rect">
                       <a:avLst/>
                     </a:prstGeom>
+                    <a:ln>
+                      <a:noFill/>
+                    </a:ln>
+                    <a:extLst>
+                      <a:ext uri="{53640926-AAD7-44D8-BBD7-CCE9431645EC}">
+                        <a14:shadowObscured xmlns:a14="http://schemas.microsoft.com/office/drawing/2010/main"/>
+                      </a:ext>
+                    </a:extLst>
                   </pic:spPr>
                 </pic:pic>
               </a:graphicData>
@@ -10909,13 +10773,183 @@
           </wp:inline>
         </w:drawing>
       </w:r>
-      <w:r>
-        <w:rPr>
-          <w:rFonts w:ascii="Times New Roman" w:hAnsi="Times New Roman" w:cs="Times New Roman"/>
+    </w:p>
+    <w:p>
+      <w:pPr>
+        <w:spacing w:after="0" w:line="360" w:lineRule="auto"/>
+        <w:rPr>
+          <w:rFonts w:ascii="Times New Roman" w:hAnsi="Times New Roman" w:cs="Times New Roman"/>
+          <w:sz w:val="28"/>
+          <w:szCs w:val="24"/>
+        </w:rPr>
+      </w:pPr>
+    </w:p>
+    <w:p>
+      <w:pPr>
+        <w:spacing w:after="0" w:line="360" w:lineRule="auto"/>
+        <w:rPr>
+          <w:rFonts w:ascii="Times New Roman" w:hAnsi="Times New Roman" w:cs="Times New Roman"/>
+          <w:sz w:val="28"/>
+          <w:szCs w:val="24"/>
+        </w:rPr>
+      </w:pPr>
+      <w:r>
+        <w:rPr>
+          <w:rFonts w:ascii="Times New Roman" w:hAnsi="Times New Roman" w:cs="Times New Roman"/>
+          <w:sz w:val="28"/>
+          <w:szCs w:val="24"/>
+        </w:rPr>
+        <w:t xml:space="preserve">Plate </w:t>
+      </w:r>
+      <w:r>
+        <w:rPr>
+          <w:rFonts w:ascii="Times New Roman" w:hAnsi="Times New Roman" w:cs="Times New Roman"/>
+          <w:sz w:val="28"/>
+          <w:szCs w:val="24"/>
+        </w:rPr>
+        <w:t>2</w:t>
+      </w:r>
+      <w:r>
+        <w:rPr>
+          <w:rFonts w:ascii="Times New Roman" w:hAnsi="Times New Roman" w:cs="Times New Roman"/>
+          <w:sz w:val="28"/>
+          <w:szCs w:val="24"/>
+        </w:rPr>
+        <w:t>: Block work</w:t>
+      </w:r>
+      <w:r>
+        <w:rPr>
+          <w:rFonts w:ascii="Times New Roman" w:hAnsi="Times New Roman" w:cs="Times New Roman"/>
+          <w:sz w:val="28"/>
+          <w:szCs w:val="24"/>
+        </w:rPr>
+        <w:tab/>
+      </w:r>
+      <w:r>
+        <w:rPr>
+          <w:rFonts w:ascii="Times New Roman" w:hAnsi="Times New Roman" w:cs="Times New Roman"/>
+          <w:sz w:val="28"/>
+          <w:szCs w:val="24"/>
+        </w:rPr>
+        <w:tab/>
+      </w:r>
+      <w:r>
+        <w:rPr>
+          <w:rFonts w:ascii="Times New Roman" w:hAnsi="Times New Roman" w:cs="Times New Roman"/>
+          <w:sz w:val="28"/>
+          <w:szCs w:val="24"/>
+        </w:rPr>
+        <w:tab/>
+      </w:r>
+      <w:r>
+        <w:rPr>
+          <w:rFonts w:ascii="Times New Roman" w:hAnsi="Times New Roman" w:cs="Times New Roman"/>
+          <w:sz w:val="28"/>
+          <w:szCs w:val="24"/>
+        </w:rPr>
+        <w:tab/>
+      </w:r>
+      <w:r>
+        <w:rPr>
+          <w:rFonts w:ascii="Times New Roman" w:hAnsi="Times New Roman" w:cs="Times New Roman"/>
+          <w:sz w:val="28"/>
+          <w:szCs w:val="24"/>
+        </w:rPr>
+        <w:tab/>
+      </w:r>
+    </w:p>
+    <w:p>
+      <w:pPr>
+        <w:spacing w:after="0" w:line="360" w:lineRule="auto"/>
+        <w:rPr>
+          <w:rFonts w:ascii="Times New Roman" w:hAnsi="Times New Roman" w:cs="Times New Roman"/>
+          <w:sz w:val="28"/>
+          <w:szCs w:val="24"/>
+        </w:rPr>
+      </w:pPr>
+      <w:r>
+        <w:rPr>
+          <w:rFonts w:ascii="Times New Roman" w:hAnsi="Times New Roman" w:cs="Times New Roman"/>
+          <w:sz w:val="28"/>
+          <w:szCs w:val="24"/>
+        </w:rPr>
+        <w:t>Source: Author’s work, 202</w:t>
+      </w:r>
+      <w:r>
+        <w:rPr>
+          <w:rFonts w:ascii="Times New Roman" w:hAnsi="Times New Roman" w:cs="Times New Roman"/>
+          <w:sz w:val="28"/>
+          <w:szCs w:val="24"/>
+        </w:rPr>
+        <w:t>4</w:t>
+      </w:r>
+      <w:bookmarkStart w:id="6" w:name="_GoBack"/>
+      <w:bookmarkEnd w:id="6"/>
+    </w:p>
+    <w:p>
+      <w:pPr>
+        <w:rPr>
+          <w:rFonts w:ascii="Times New Roman" w:hAnsi="Times New Roman" w:cs="Times New Roman"/>
+          <w:b/>
           <w:sz w:val="24"/>
           <w:szCs w:val="24"/>
         </w:rPr>
-        <w:br w:type="page"/>
+      </w:pPr>
+    </w:p>
+    <w:p>
+      <w:pPr>
+        <w:rPr>
+          <w:rFonts w:ascii="Times New Roman" w:hAnsi="Times New Roman" w:cs="Times New Roman"/>
+          <w:b/>
+          <w:sz w:val="28"/>
+          <w:szCs w:val="28"/>
+        </w:rPr>
+      </w:pPr>
+      <w:r>
+        <w:rPr>
+          <w:rFonts w:ascii="Times New Roman" w:hAnsi="Times New Roman" w:cs="Times New Roman"/>
+          <w:b/>
+          <w:sz w:val="24"/>
+          <w:szCs w:val="24"/>
+        </w:rPr>
+        <w:t>3.</w:t>
+      </w:r>
+      <w:r>
+        <w:rPr>
+          <w:rFonts w:ascii="Times New Roman" w:hAnsi="Times New Roman" w:cs="Times New Roman"/>
+          <w:b/>
+          <w:sz w:val="24"/>
+          <w:szCs w:val="24"/>
+        </w:rPr>
+        <w:t>5</w:t>
+      </w:r>
+      <w:r>
+        <w:rPr>
+          <w:rFonts w:ascii="Times New Roman" w:hAnsi="Times New Roman" w:cs="Times New Roman"/>
+          <w:b/>
+          <w:sz w:val="24"/>
+          <w:szCs w:val="24"/>
+        </w:rPr>
+        <w:tab/>
+        <w:t>ARCHITECTURAL DESIGNS</w:t>
+      </w:r>
+    </w:p>
+    <w:p>
+      <w:pPr>
+        <w:spacing w:line="360" w:lineRule="auto"/>
+        <w:rPr>
+          <w:rFonts w:ascii="Times New Roman" w:hAnsi="Times New Roman" w:cs="Times New Roman"/>
+          <w:sz w:val="24"/>
+          <w:szCs w:val="24"/>
+        </w:rPr>
+      </w:pPr>
+      <w:r>
+        <w:rPr>
+          <w:rFonts w:ascii="Times New Roman" w:hAnsi="Times New Roman" w:cs="Times New Roman"/>
+          <w:sz w:val="24"/>
+          <w:szCs w:val="24"/>
+        </w:rPr>
+        <w:t>During my SIWES, I was able to design a floor plan, lining room, dining area with section and elevation. Fine attached.</w:t>
       </w:r>
     </w:p>
     <w:p>
@@ -10932,68 +10966,10 @@
         </w:rPr>
         <w:lastRenderedPageBreak/>
         <w:drawing>
-          <wp:inline distT="0" distB="0" distL="0" distR="0" wp14:anchorId="5C54E440" wp14:editId="5A3F0014">
-            <wp:extent cx="8639343" cy="4109402"/>
-            <wp:effectExtent l="0" t="1905" r="7620" b="7620"/>
-            <wp:docPr id="7" name="Picture 7"/>
-            <wp:cNvGraphicFramePr>
-              <a:graphicFrameLocks xmlns:a="http://schemas.openxmlformats.org/drawingml/2006/main" noChangeAspect="1"/>
-            </wp:cNvGraphicFramePr>
-            <a:graphic xmlns:a="http://schemas.openxmlformats.org/drawingml/2006/main">
-              <a:graphicData uri="http://schemas.openxmlformats.org/drawingml/2006/picture">
-                <pic:pic xmlns:pic="http://schemas.openxmlformats.org/drawingml/2006/picture">
-                  <pic:nvPicPr>
-                    <pic:cNvPr id="1" name=""/>
-                    <pic:cNvPicPr/>
-                  </pic:nvPicPr>
-                  <pic:blipFill>
-                    <a:blip r:embed="rId13"/>
-                    <a:stretch>
-                      <a:fillRect/>
-                    </a:stretch>
-                  </pic:blipFill>
-                  <pic:spPr>
-                    <a:xfrm rot="5400000">
-                      <a:off x="0" y="0"/>
-                      <a:ext cx="8665902" cy="4122035"/>
-                    </a:xfrm>
-                    <a:prstGeom prst="rect">
-                      <a:avLst/>
-                    </a:prstGeom>
-                  </pic:spPr>
-                </pic:pic>
-              </a:graphicData>
-            </a:graphic>
-          </wp:inline>
-        </w:drawing>
-      </w:r>
-      <w:r>
-        <w:rPr>
-          <w:rFonts w:ascii="Times New Roman" w:hAnsi="Times New Roman" w:cs="Times New Roman"/>
-          <w:sz w:val="24"/>
-          <w:szCs w:val="24"/>
-        </w:rPr>
-        <w:br w:type="page"/>
-      </w:r>
-    </w:p>
-    <w:p>
-      <w:pPr>
-        <w:rPr>
-          <w:rFonts w:ascii="Times New Roman" w:hAnsi="Times New Roman" w:cs="Times New Roman"/>
-          <w:sz w:val="24"/>
-          <w:szCs w:val="24"/>
-        </w:rPr>
-      </w:pPr>
-      <w:r>
-        <w:rPr>
-          <w:noProof/>
-        </w:rPr>
-        <w:lastRenderedPageBreak/>
-        <w:drawing>
-          <wp:inline distT="0" distB="0" distL="0" distR="0" wp14:anchorId="23152273" wp14:editId="29F5700E">
-            <wp:extent cx="8797495" cy="3305810"/>
-            <wp:effectExtent l="2540" t="0" r="6350" b="6350"/>
-            <wp:docPr id="8" name="Picture 8"/>
+          <wp:inline distT="0" distB="0" distL="0" distR="0" wp14:anchorId="50772289" wp14:editId="41A5EA57">
+            <wp:extent cx="8692169" cy="4762757"/>
+            <wp:effectExtent l="2540" t="0" r="0" b="0"/>
+            <wp:docPr id="5" name="Picture 5"/>
             <wp:cNvGraphicFramePr>
               <a:graphicFrameLocks xmlns:a="http://schemas.openxmlformats.org/drawingml/2006/main" noChangeAspect="1"/>
             </wp:cNvGraphicFramePr>
@@ -11013,7 +10989,7 @@
                   <pic:spPr>
                     <a:xfrm rot="5400000">
                       <a:off x="0" y="0"/>
-                      <a:ext cx="8807743" cy="3309661"/>
+                      <a:ext cx="8738655" cy="4788228"/>
                     </a:xfrm>
                     <a:prstGeom prst="rect">
                       <a:avLst/>
@@ -11036,7 +11012,6 @@
     </w:p>
     <w:p>
       <w:pPr>
-        <w:spacing w:line="360" w:lineRule="auto"/>
         <w:rPr>
           <w:rFonts w:ascii="Times New Roman" w:hAnsi="Times New Roman" w:cs="Times New Roman"/>
           <w:sz w:val="24"/>
@@ -11049,10 +11024,10 @@
         </w:rPr>
         <w:lastRenderedPageBreak/>
         <w:drawing>
-          <wp:inline distT="0" distB="0" distL="0" distR="0" wp14:anchorId="4AD4409E" wp14:editId="3E1B23D5">
-            <wp:extent cx="8524500" cy="4488815"/>
-            <wp:effectExtent l="0" t="1588" r="8573" b="8572"/>
-            <wp:docPr id="9" name="Picture 9"/>
+          <wp:inline distT="0" distB="0" distL="0" distR="0" wp14:anchorId="30B0D9E2" wp14:editId="60BDC77F">
+            <wp:extent cx="8001317" cy="6018345"/>
+            <wp:effectExtent l="952" t="0" r="953" b="952"/>
+            <wp:docPr id="6" name="Picture 6"/>
             <wp:cNvGraphicFramePr>
               <a:graphicFrameLocks xmlns:a="http://schemas.openxmlformats.org/drawingml/2006/main" noChangeAspect="1"/>
             </wp:cNvGraphicFramePr>
@@ -11072,7 +11047,7 @@
                   <pic:spPr>
                     <a:xfrm rot="5400000">
                       <a:off x="0" y="0"/>
-                      <a:ext cx="8535811" cy="4494771"/>
+                      <a:ext cx="8016583" cy="6029828"/>
                     </a:xfrm>
                     <a:prstGeom prst="rect">
                       <a:avLst/>
@@ -11084,22 +11059,21 @@
           </wp:inline>
         </w:drawing>
       </w:r>
-    </w:p>
-    <w:p>
-      <w:pPr>
+      <w:r>
         <w:rPr>
           <w:rFonts w:ascii="Times New Roman" w:hAnsi="Times New Roman" w:cs="Times New Roman"/>
           <w:sz w:val="24"/>
           <w:szCs w:val="24"/>
         </w:rPr>
-      </w:pPr>
-    </w:p>
-    <w:p>
-      <w:pPr>
-        <w:rPr>
-          <w:rFonts w:ascii="Times New Roman" w:hAnsi="Times New Roman" w:cs="Times New Roman"/>
-          <w:sz w:val="28"/>
-          <w:szCs w:val="28"/>
+        <w:br w:type="page"/>
+      </w:r>
+    </w:p>
+    <w:p>
+      <w:pPr>
+        <w:rPr>
+          <w:rFonts w:ascii="Times New Roman" w:hAnsi="Times New Roman" w:cs="Times New Roman"/>
+          <w:sz w:val="24"/>
+          <w:szCs w:val="24"/>
         </w:rPr>
       </w:pPr>
       <w:r>
@@ -11108,10 +11082,10 @@
         </w:rPr>
         <w:lastRenderedPageBreak/>
         <w:drawing>
-          <wp:inline distT="0" distB="0" distL="0" distR="0" wp14:anchorId="0DFD99ED" wp14:editId="04B3FFE1">
-            <wp:extent cx="7449505" cy="5932013"/>
-            <wp:effectExtent l="0" t="3175" r="0" b="0"/>
-            <wp:docPr id="10" name="Picture 10"/>
+          <wp:inline distT="0" distB="0" distL="0" distR="0" wp14:anchorId="5C54E440" wp14:editId="5A3F0014">
+            <wp:extent cx="8639343" cy="4109402"/>
+            <wp:effectExtent l="0" t="1905" r="7620" b="7620"/>
+            <wp:docPr id="7" name="Picture 7"/>
             <wp:cNvGraphicFramePr>
               <a:graphicFrameLocks xmlns:a="http://schemas.openxmlformats.org/drawingml/2006/main" noChangeAspect="1"/>
             </wp:cNvGraphicFramePr>
@@ -11131,6 +11105,182 @@
                   <pic:spPr>
                     <a:xfrm rot="5400000">
                       <a:off x="0" y="0"/>
+                      <a:ext cx="8665902" cy="4122035"/>
+                    </a:xfrm>
+                    <a:prstGeom prst="rect">
+                      <a:avLst/>
+                    </a:prstGeom>
+                  </pic:spPr>
+                </pic:pic>
+              </a:graphicData>
+            </a:graphic>
+          </wp:inline>
+        </w:drawing>
+      </w:r>
+      <w:r>
+        <w:rPr>
+          <w:rFonts w:ascii="Times New Roman" w:hAnsi="Times New Roman" w:cs="Times New Roman"/>
+          <w:sz w:val="24"/>
+          <w:szCs w:val="24"/>
+        </w:rPr>
+        <w:br w:type="page"/>
+      </w:r>
+    </w:p>
+    <w:p>
+      <w:pPr>
+        <w:rPr>
+          <w:rFonts w:ascii="Times New Roman" w:hAnsi="Times New Roman" w:cs="Times New Roman"/>
+          <w:sz w:val="24"/>
+          <w:szCs w:val="24"/>
+        </w:rPr>
+      </w:pPr>
+      <w:r>
+        <w:rPr>
+          <w:noProof/>
+        </w:rPr>
+        <w:lastRenderedPageBreak/>
+        <w:drawing>
+          <wp:inline distT="0" distB="0" distL="0" distR="0" wp14:anchorId="23152273" wp14:editId="29F5700E">
+            <wp:extent cx="8797495" cy="3305810"/>
+            <wp:effectExtent l="2540" t="0" r="6350" b="6350"/>
+            <wp:docPr id="8" name="Picture 8"/>
+            <wp:cNvGraphicFramePr>
+              <a:graphicFrameLocks xmlns:a="http://schemas.openxmlformats.org/drawingml/2006/main" noChangeAspect="1"/>
+            </wp:cNvGraphicFramePr>
+            <a:graphic xmlns:a="http://schemas.openxmlformats.org/drawingml/2006/main">
+              <a:graphicData uri="http://schemas.openxmlformats.org/drawingml/2006/picture">
+                <pic:pic xmlns:pic="http://schemas.openxmlformats.org/drawingml/2006/picture">
+                  <pic:nvPicPr>
+                    <pic:cNvPr id="1" name=""/>
+                    <pic:cNvPicPr/>
+                  </pic:nvPicPr>
+                  <pic:blipFill>
+                    <a:blip r:embed="rId17"/>
+                    <a:stretch>
+                      <a:fillRect/>
+                    </a:stretch>
+                  </pic:blipFill>
+                  <pic:spPr>
+                    <a:xfrm rot="5400000">
+                      <a:off x="0" y="0"/>
+                      <a:ext cx="8807743" cy="3309661"/>
+                    </a:xfrm>
+                    <a:prstGeom prst="rect">
+                      <a:avLst/>
+                    </a:prstGeom>
+                  </pic:spPr>
+                </pic:pic>
+              </a:graphicData>
+            </a:graphic>
+          </wp:inline>
+        </w:drawing>
+      </w:r>
+      <w:r>
+        <w:rPr>
+          <w:rFonts w:ascii="Times New Roman" w:hAnsi="Times New Roman" w:cs="Times New Roman"/>
+          <w:sz w:val="24"/>
+          <w:szCs w:val="24"/>
+        </w:rPr>
+        <w:br w:type="page"/>
+      </w:r>
+    </w:p>
+    <w:p>
+      <w:pPr>
+        <w:spacing w:line="360" w:lineRule="auto"/>
+        <w:rPr>
+          <w:rFonts w:ascii="Times New Roman" w:hAnsi="Times New Roman" w:cs="Times New Roman"/>
+          <w:sz w:val="24"/>
+          <w:szCs w:val="24"/>
+        </w:rPr>
+      </w:pPr>
+      <w:r>
+        <w:rPr>
+          <w:noProof/>
+        </w:rPr>
+        <w:lastRenderedPageBreak/>
+        <w:drawing>
+          <wp:inline distT="0" distB="0" distL="0" distR="0" wp14:anchorId="4AD4409E" wp14:editId="3E1B23D5">
+            <wp:extent cx="8524500" cy="4488815"/>
+            <wp:effectExtent l="0" t="1588" r="8573" b="8572"/>
+            <wp:docPr id="9" name="Picture 9"/>
+            <wp:cNvGraphicFramePr>
+              <a:graphicFrameLocks xmlns:a="http://schemas.openxmlformats.org/drawingml/2006/main" noChangeAspect="1"/>
+            </wp:cNvGraphicFramePr>
+            <a:graphic xmlns:a="http://schemas.openxmlformats.org/drawingml/2006/main">
+              <a:graphicData uri="http://schemas.openxmlformats.org/drawingml/2006/picture">
+                <pic:pic xmlns:pic="http://schemas.openxmlformats.org/drawingml/2006/picture">
+                  <pic:nvPicPr>
+                    <pic:cNvPr id="1" name=""/>
+                    <pic:cNvPicPr/>
+                  </pic:nvPicPr>
+                  <pic:blipFill>
+                    <a:blip r:embed="rId18"/>
+                    <a:stretch>
+                      <a:fillRect/>
+                    </a:stretch>
+                  </pic:blipFill>
+                  <pic:spPr>
+                    <a:xfrm rot="5400000">
+                      <a:off x="0" y="0"/>
+                      <a:ext cx="8535811" cy="4494771"/>
+                    </a:xfrm>
+                    <a:prstGeom prst="rect">
+                      <a:avLst/>
+                    </a:prstGeom>
+                  </pic:spPr>
+                </pic:pic>
+              </a:graphicData>
+            </a:graphic>
+          </wp:inline>
+        </w:drawing>
+      </w:r>
+    </w:p>
+    <w:p>
+      <w:pPr>
+        <w:rPr>
+          <w:rFonts w:ascii="Times New Roman" w:hAnsi="Times New Roman" w:cs="Times New Roman"/>
+          <w:sz w:val="24"/>
+          <w:szCs w:val="24"/>
+        </w:rPr>
+      </w:pPr>
+    </w:p>
+    <w:p>
+      <w:pPr>
+        <w:rPr>
+          <w:rFonts w:ascii="Times New Roman" w:hAnsi="Times New Roman" w:cs="Times New Roman"/>
+          <w:sz w:val="28"/>
+          <w:szCs w:val="28"/>
+        </w:rPr>
+      </w:pPr>
+      <w:r>
+        <w:rPr>
+          <w:noProof/>
+        </w:rPr>
+        <w:lastRenderedPageBreak/>
+        <w:drawing>
+          <wp:inline distT="0" distB="0" distL="0" distR="0" wp14:anchorId="0DFD99ED" wp14:editId="04B3FFE1">
+            <wp:extent cx="7449505" cy="5932013"/>
+            <wp:effectExtent l="0" t="3175" r="0" b="0"/>
+            <wp:docPr id="10" name="Picture 10"/>
+            <wp:cNvGraphicFramePr>
+              <a:graphicFrameLocks xmlns:a="http://schemas.openxmlformats.org/drawingml/2006/main" noChangeAspect="1"/>
+            </wp:cNvGraphicFramePr>
+            <a:graphic xmlns:a="http://schemas.openxmlformats.org/drawingml/2006/main">
+              <a:graphicData uri="http://schemas.openxmlformats.org/drawingml/2006/picture">
+                <pic:pic xmlns:pic="http://schemas.openxmlformats.org/drawingml/2006/picture">
+                  <pic:nvPicPr>
+                    <pic:cNvPr id="1" name=""/>
+                    <pic:cNvPicPr/>
+                  </pic:nvPicPr>
+                  <pic:blipFill>
+                    <a:blip r:embed="rId19"/>
+                    <a:stretch>
+                      <a:fillRect/>
+                    </a:stretch>
+                  </pic:blipFill>
+                  <pic:spPr>
+                    <a:xfrm rot="5400000">
+                      <a:off x="0" y="0"/>
                       <a:ext cx="7472169" cy="5950060"/>
                     </a:xfrm>
                     <a:prstGeom prst="rect">
@@ -11618,17 +11768,7 @@
           <w:sz w:val="28"/>
           <w:szCs w:val="24"/>
         </w:rPr>
-        <w:t xml:space="preserve">Higher instruction of learning especially either institution and universities should establish link with comprise and establishment so as to provide space for student on industrial attachment, with the option of gaining employment in future, by doing so, it will go a long way in alleviating suffering </w:t>
-      </w:r>
-      <w:bookmarkStart w:id="3" w:name="_GoBack"/>
-      <w:bookmarkEnd w:id="3"/>
-      <w:r>
-        <w:rPr>
-          <w:rFonts w:ascii="Times New Roman" w:hAnsi="Times New Roman" w:cs="Times New Roman"/>
-          <w:sz w:val="28"/>
-          <w:szCs w:val="24"/>
-        </w:rPr>
-        <w:t>and difficulties encountered by student in securing place for individual attachment.</w:t>
+        <w:t>Higher instruction of learning especially either institution and universities should establish link with comprise and establishment so as to provide space for student on industrial attachment, with the option of gaining employment in future, by doing so, it will go a long way in alleviating suffering and difficulties encountered by student in securing place for individual attachment.</w:t>
       </w:r>
     </w:p>
     <w:p>
@@ -13332,6 +13472,95 @@
     </w:lvl>
   </w:abstractNum>
   <w:abstractNum w:abstractNumId="12" w15:restartNumberingAfterBreak="0">
+    <w:nsid w:val="25137C0F"/>
+    <w:multiLevelType w:val="hybridMultilevel"/>
+    <w:tmpl w:val="3C76082E"/>
+    <w:lvl w:ilvl="0" w:tplc="3CE46CD6">
+      <w:start w:val="1"/>
+      <w:numFmt w:val="lowerRoman"/>
+      <w:lvlText w:val="%1."/>
+      <w:lvlJc w:val="right"/>
+      <w:pPr>
+        <w:ind w:left="720" w:hanging="360"/>
+      </w:pPr>
+      <w:rPr>
+        <w:sz w:val="28"/>
+      </w:rPr>
+    </w:lvl>
+    <w:lvl w:ilvl="1" w:tplc="08090019" w:tentative="1">
+      <w:start w:val="1"/>
+      <w:numFmt w:val="lowerLetter"/>
+      <w:lvlText w:val="%2."/>
+      <w:lvlJc w:val="left"/>
+      <w:pPr>
+        <w:ind w:left="1440" w:hanging="360"/>
+      </w:pPr>
+    </w:lvl>
+    <w:lvl w:ilvl="2" w:tplc="0809001B" w:tentative="1">
+      <w:start w:val="1"/>
+      <w:numFmt w:val="lowerRoman"/>
+      <w:lvlText w:val="%3."/>
+      <w:lvlJc w:val="right"/>
+      <w:pPr>
+        <w:ind w:left="2160" w:hanging="180"/>
+      </w:pPr>
+    </w:lvl>
+    <w:lvl w:ilvl="3" w:tplc="0809000F" w:tentative="1">
+      <w:start w:val="1"/>
+      <w:numFmt w:val="decimal"/>
+      <w:lvlText w:val="%4."/>
+      <w:lvlJc w:val="left"/>
+      <w:pPr>
+        <w:ind w:left="2880" w:hanging="360"/>
+      </w:pPr>
+    </w:lvl>
+    <w:lvl w:ilvl="4" w:tplc="08090019" w:tentative="1">
+      <w:start w:val="1"/>
+      <w:numFmt w:val="lowerLetter"/>
+      <w:lvlText w:val="%5."/>
+      <w:lvlJc w:val="left"/>
+      <w:pPr>
+        <w:ind w:left="3600" w:hanging="360"/>
+      </w:pPr>
+    </w:lvl>
+    <w:lvl w:ilvl="5" w:tplc="0809001B" w:tentative="1">
+      <w:start w:val="1"/>
+      <w:numFmt w:val="lowerRoman"/>
+      <w:lvlText w:val="%6."/>
+      <w:lvlJc w:val="right"/>
+      <w:pPr>
+        <w:ind w:left="4320" w:hanging="180"/>
+      </w:pPr>
+    </w:lvl>
+    <w:lvl w:ilvl="6" w:tplc="0809000F" w:tentative="1">
+      <w:start w:val="1"/>
+      <w:numFmt w:val="decimal"/>
+      <w:lvlText w:val="%7."/>
+      <w:lvlJc w:val="left"/>
+      <w:pPr>
+        <w:ind w:left="5040" w:hanging="360"/>
+      </w:pPr>
+    </w:lvl>
+    <w:lvl w:ilvl="7" w:tplc="08090019" w:tentative="1">
+      <w:start w:val="1"/>
+      <w:numFmt w:val="lowerLetter"/>
+      <w:lvlText w:val="%8."/>
+      <w:lvlJc w:val="left"/>
+      <w:pPr>
+        <w:ind w:left="5760" w:hanging="360"/>
+      </w:pPr>
+    </w:lvl>
+    <w:lvl w:ilvl="8" w:tplc="0809001B" w:tentative="1">
+      <w:start w:val="1"/>
+      <w:numFmt w:val="lowerRoman"/>
+      <w:lvlText w:val="%9."/>
+      <w:lvlJc w:val="right"/>
+      <w:pPr>
+        <w:ind w:left="6480" w:hanging="180"/>
+      </w:pPr>
+    </w:lvl>
+  </w:abstractNum>
+  <w:abstractNum w:abstractNumId="13" w15:restartNumberingAfterBreak="0">
     <w:nsid w:val="26F37D75"/>
     <w:multiLevelType w:val="hybridMultilevel"/>
     <w:tmpl w:val="77FC5A8C"/>
@@ -13482,7 +13711,7 @@
       </w:rPr>
     </w:lvl>
   </w:abstractNum>
-  <w:abstractNum w:abstractNumId="13" w15:restartNumberingAfterBreak="0">
+  <w:abstractNum w:abstractNumId="14" w15:restartNumberingAfterBreak="0">
     <w:nsid w:val="27290111"/>
     <w:multiLevelType w:val="hybridMultilevel"/>
     <w:tmpl w:val="AEFEFD76"/>
@@ -13594,7 +13823,7 @@
       </w:rPr>
     </w:lvl>
   </w:abstractNum>
-  <w:abstractNum w:abstractNumId="14" w15:restartNumberingAfterBreak="0">
+  <w:abstractNum w:abstractNumId="15" w15:restartNumberingAfterBreak="0">
     <w:nsid w:val="27B15E16"/>
     <w:multiLevelType w:val="hybridMultilevel"/>
     <w:tmpl w:val="BF92FC94"/>
@@ -13706,7 +13935,7 @@
       </w:rPr>
     </w:lvl>
   </w:abstractNum>
-  <w:abstractNum w:abstractNumId="15" w15:restartNumberingAfterBreak="0">
+  <w:abstractNum w:abstractNumId="16" w15:restartNumberingAfterBreak="0">
     <w:nsid w:val="27CD1C53"/>
     <w:multiLevelType w:val="hybridMultilevel"/>
     <w:tmpl w:val="C142710E"/>
@@ -13792,7 +14021,7 @@
       </w:pPr>
     </w:lvl>
   </w:abstractNum>
-  <w:abstractNum w:abstractNumId="16" w15:restartNumberingAfterBreak="0">
+  <w:abstractNum w:abstractNumId="17" w15:restartNumberingAfterBreak="0">
     <w:nsid w:val="283B0B54"/>
     <w:multiLevelType w:val="hybridMultilevel"/>
     <w:tmpl w:val="B3F2CE58"/>
@@ -13878,7 +14107,7 @@
       </w:pPr>
     </w:lvl>
   </w:abstractNum>
-  <w:abstractNum w:abstractNumId="17" w15:restartNumberingAfterBreak="0">
+  <w:abstractNum w:abstractNumId="18" w15:restartNumberingAfterBreak="0">
     <w:nsid w:val="2CE50777"/>
     <w:multiLevelType w:val="hybridMultilevel"/>
     <w:tmpl w:val="2F4A6FCC"/>
@@ -13964,7 +14193,7 @@
       </w:pPr>
     </w:lvl>
   </w:abstractNum>
-  <w:abstractNum w:abstractNumId="18" w15:restartNumberingAfterBreak="0">
+  <w:abstractNum w:abstractNumId="19" w15:restartNumberingAfterBreak="0">
     <w:nsid w:val="2D3223A9"/>
     <w:multiLevelType w:val="hybridMultilevel"/>
     <w:tmpl w:val="92265262"/>
@@ -14076,7 +14305,7 @@
       </w:rPr>
     </w:lvl>
   </w:abstractNum>
-  <w:abstractNum w:abstractNumId="19" w15:restartNumberingAfterBreak="0">
+  <w:abstractNum w:abstractNumId="20" w15:restartNumberingAfterBreak="0">
     <w:nsid w:val="339D57AD"/>
     <w:multiLevelType w:val="hybridMultilevel"/>
     <w:tmpl w:val="A456237C"/>
@@ -14162,7 +14391,7 @@
       </w:pPr>
     </w:lvl>
   </w:abstractNum>
-  <w:abstractNum w:abstractNumId="20" w15:restartNumberingAfterBreak="0">
+  <w:abstractNum w:abstractNumId="21" w15:restartNumberingAfterBreak="0">
     <w:nsid w:val="33DC4739"/>
     <w:multiLevelType w:val="hybridMultilevel"/>
     <w:tmpl w:val="14AC7C98"/>
@@ -14248,7 +14477,7 @@
       </w:pPr>
     </w:lvl>
   </w:abstractNum>
-  <w:abstractNum w:abstractNumId="21" w15:restartNumberingAfterBreak="0">
+  <w:abstractNum w:abstractNumId="22" w15:restartNumberingAfterBreak="0">
     <w:nsid w:val="37C301A3"/>
     <w:multiLevelType w:val="hybridMultilevel"/>
     <w:tmpl w:val="F5D47786"/>
@@ -14334,7 +14563,7 @@
       </w:pPr>
     </w:lvl>
   </w:abstractNum>
-  <w:abstractNum w:abstractNumId="22" w15:restartNumberingAfterBreak="0">
+  <w:abstractNum w:abstractNumId="23" w15:restartNumberingAfterBreak="0">
     <w:nsid w:val="3ABA200F"/>
     <w:multiLevelType w:val="multilevel"/>
     <w:tmpl w:val="17A8D3A6"/>
@@ -14447,7 +14676,7 @@
       </w:rPr>
     </w:lvl>
   </w:abstractNum>
-  <w:abstractNum w:abstractNumId="23" w15:restartNumberingAfterBreak="0">
+  <w:abstractNum w:abstractNumId="24" w15:restartNumberingAfterBreak="0">
     <w:nsid w:val="4061168F"/>
     <w:multiLevelType w:val="hybridMultilevel"/>
     <w:tmpl w:val="3642D4BA"/>
@@ -14533,7 +14762,7 @@
       </w:pPr>
     </w:lvl>
   </w:abstractNum>
-  <w:abstractNum w:abstractNumId="24" w15:restartNumberingAfterBreak="0">
+  <w:abstractNum w:abstractNumId="25" w15:restartNumberingAfterBreak="0">
     <w:nsid w:val="432517A1"/>
     <w:multiLevelType w:val="hybridMultilevel"/>
     <w:tmpl w:val="3A148788"/>
@@ -14645,7 +14874,7 @@
       </w:rPr>
     </w:lvl>
   </w:abstractNum>
-  <w:abstractNum w:abstractNumId="25" w15:restartNumberingAfterBreak="0">
+  <w:abstractNum w:abstractNumId="26" w15:restartNumberingAfterBreak="0">
     <w:nsid w:val="4E4F70EF"/>
     <w:multiLevelType w:val="hybridMultilevel"/>
     <w:tmpl w:val="40CADB44"/>
@@ -14757,7 +14986,7 @@
       </w:rPr>
     </w:lvl>
   </w:abstractNum>
-  <w:abstractNum w:abstractNumId="26" w15:restartNumberingAfterBreak="0">
+  <w:abstractNum w:abstractNumId="27" w15:restartNumberingAfterBreak="0">
     <w:nsid w:val="523F0030"/>
     <w:multiLevelType w:val="hybridMultilevel"/>
     <w:tmpl w:val="A2F888A6"/>
@@ -14843,7 +15072,7 @@
       </w:pPr>
     </w:lvl>
   </w:abstractNum>
-  <w:abstractNum w:abstractNumId="27" w15:restartNumberingAfterBreak="0">
+  <w:abstractNum w:abstractNumId="28" w15:restartNumberingAfterBreak="0">
     <w:nsid w:val="55CB063D"/>
     <w:multiLevelType w:val="hybridMultilevel"/>
     <w:tmpl w:val="8F66A6EE"/>
@@ -14955,7 +15184,7 @@
       </w:rPr>
     </w:lvl>
   </w:abstractNum>
-  <w:abstractNum w:abstractNumId="28" w15:restartNumberingAfterBreak="0">
+  <w:abstractNum w:abstractNumId="29" w15:restartNumberingAfterBreak="0">
     <w:nsid w:val="58CA0FED"/>
     <w:multiLevelType w:val="hybridMultilevel"/>
     <w:tmpl w:val="C2A27BAA"/>
@@ -15043,7 +15272,7 @@
       </w:pPr>
     </w:lvl>
   </w:abstractNum>
-  <w:abstractNum w:abstractNumId="29" w15:restartNumberingAfterBreak="0">
+  <w:abstractNum w:abstractNumId="30" w15:restartNumberingAfterBreak="0">
     <w:nsid w:val="6013015F"/>
     <w:multiLevelType w:val="hybridMultilevel"/>
     <w:tmpl w:val="8A3A66D0"/>
@@ -15129,7 +15358,7 @@
       </w:pPr>
     </w:lvl>
   </w:abstractNum>
-  <w:abstractNum w:abstractNumId="30" w15:restartNumberingAfterBreak="0">
+  <w:abstractNum w:abstractNumId="31" w15:restartNumberingAfterBreak="0">
     <w:nsid w:val="681957A8"/>
     <w:multiLevelType w:val="hybridMultilevel"/>
     <w:tmpl w:val="771E305C"/>
@@ -15218,7 +15447,7 @@
       </w:pPr>
     </w:lvl>
   </w:abstractNum>
-  <w:abstractNum w:abstractNumId="31" w15:restartNumberingAfterBreak="0">
+  <w:abstractNum w:abstractNumId="32" w15:restartNumberingAfterBreak="0">
     <w:nsid w:val="6A4C32C7"/>
     <w:multiLevelType w:val="hybridMultilevel"/>
     <w:tmpl w:val="329E3B9E"/>
@@ -15307,7 +15536,7 @@
       </w:pPr>
     </w:lvl>
   </w:abstractNum>
-  <w:abstractNum w:abstractNumId="32" w15:restartNumberingAfterBreak="0">
+  <w:abstractNum w:abstractNumId="33" w15:restartNumberingAfterBreak="0">
     <w:nsid w:val="6E935917"/>
     <w:multiLevelType w:val="hybridMultilevel"/>
     <w:tmpl w:val="41746AAA"/>
@@ -15419,7 +15648,7 @@
       </w:rPr>
     </w:lvl>
   </w:abstractNum>
-  <w:abstractNum w:abstractNumId="33" w15:restartNumberingAfterBreak="0">
+  <w:abstractNum w:abstractNumId="34" w15:restartNumberingAfterBreak="0">
     <w:nsid w:val="6F4D240D"/>
     <w:multiLevelType w:val="hybridMultilevel"/>
     <w:tmpl w:val="A4B09BEE"/>
@@ -15505,7 +15734,7 @@
       </w:pPr>
     </w:lvl>
   </w:abstractNum>
-  <w:abstractNum w:abstractNumId="34" w15:restartNumberingAfterBreak="0">
+  <w:abstractNum w:abstractNumId="35" w15:restartNumberingAfterBreak="0">
     <w:nsid w:val="756743B4"/>
     <w:multiLevelType w:val="multilevel"/>
     <w:tmpl w:val="06D69B56"/>
@@ -15625,58 +15854,58 @@
     <w:abstractNumId w:val="3"/>
   </w:num>
   <w:num w:numId="3">
-    <w:abstractNumId w:val="22"/>
+    <w:abstractNumId w:val="23"/>
   </w:num>
   <w:num w:numId="4">
     <w:abstractNumId w:val="6"/>
   </w:num>
   <w:num w:numId="5">
-    <w:abstractNumId w:val="30"/>
+    <w:abstractNumId w:val="31"/>
   </w:num>
   <w:num w:numId="6">
     <w:abstractNumId w:val="0"/>
   </w:num>
   <w:num w:numId="7">
-    <w:abstractNumId w:val="31"/>
+    <w:abstractNumId w:val="32"/>
   </w:num>
   <w:num w:numId="8">
     <w:abstractNumId w:val="7"/>
   </w:num>
   <w:num w:numId="9">
-    <w:abstractNumId w:val="12"/>
+    <w:abstractNumId w:val="13"/>
   </w:num>
   <w:num w:numId="10">
-    <w:abstractNumId w:val="34"/>
+    <w:abstractNumId w:val="35"/>
   </w:num>
   <w:num w:numId="11">
-    <w:abstractNumId w:val="23"/>
+    <w:abstractNumId w:val="24"/>
   </w:num>
   <w:num w:numId="12">
-    <w:abstractNumId w:val="14"/>
+    <w:abstractNumId w:val="15"/>
   </w:num>
   <w:num w:numId="13">
     <w:abstractNumId w:val="11"/>
   </w:num>
   <w:num w:numId="14">
-    <w:abstractNumId w:val="24"/>
+    <w:abstractNumId w:val="25"/>
   </w:num>
   <w:num w:numId="15">
-    <w:abstractNumId w:val="17"/>
+    <w:abstractNumId w:val="18"/>
   </w:num>
   <w:num w:numId="16">
     <w:abstractNumId w:val="8"/>
   </w:num>
   <w:num w:numId="17">
-    <w:abstractNumId w:val="19"/>
+    <w:abstractNumId w:val="20"/>
   </w:num>
   <w:num w:numId="18">
-    <w:abstractNumId w:val="25"/>
+    <w:abstractNumId w:val="26"/>
   </w:num>
   <w:num w:numId="19">
-    <w:abstractNumId w:val="21"/>
+    <w:abstractNumId w:val="22"/>
   </w:num>
   <w:num w:numId="20">
-    <w:abstractNumId w:val="18"/>
+    <w:abstractNumId w:val="19"/>
   </w:num>
   <w:num w:numId="21">
     <w:abstractNumId w:val="1"/>
@@ -15685,43 +15914,46 @@
     <w:abstractNumId w:val="10"/>
   </w:num>
   <w:num w:numId="23">
-    <w:abstractNumId w:val="20"/>
+    <w:abstractNumId w:val="21"/>
   </w:num>
   <w:num w:numId="24">
-    <w:abstractNumId w:val="27"/>
+    <w:abstractNumId w:val="28"/>
   </w:num>
   <w:num w:numId="25">
-    <w:abstractNumId w:val="26"/>
+    <w:abstractNumId w:val="27"/>
   </w:num>
   <w:num w:numId="26">
     <w:abstractNumId w:val="2"/>
   </w:num>
   <w:num w:numId="27">
-    <w:abstractNumId w:val="15"/>
+    <w:abstractNumId w:val="16"/>
   </w:num>
   <w:num w:numId="28">
     <w:abstractNumId w:val="4"/>
   </w:num>
   <w:num w:numId="29">
-    <w:abstractNumId w:val="32"/>
+    <w:abstractNumId w:val="33"/>
   </w:num>
   <w:num w:numId="30">
-    <w:abstractNumId w:val="16"/>
+    <w:abstractNumId w:val="17"/>
   </w:num>
   <w:num w:numId="31">
-    <w:abstractNumId w:val="13"/>
+    <w:abstractNumId w:val="14"/>
   </w:num>
   <w:num w:numId="32">
-    <w:abstractNumId w:val="28"/>
+    <w:abstractNumId w:val="29"/>
   </w:num>
   <w:num w:numId="33">
     <w:abstractNumId w:val="5"/>
   </w:num>
   <w:num w:numId="34">
-    <w:abstractNumId w:val="33"/>
+    <w:abstractNumId w:val="34"/>
   </w:num>
   <w:num w:numId="35">
-    <w:abstractNumId w:val="29"/>
+    <w:abstractNumId w:val="30"/>
+  </w:num>
+  <w:num w:numId="36">
+    <w:abstractNumId w:val="12"/>
   </w:num>
 </w:numbering>
 </file>
